--- a/document-merge-service/kt_bern/rsta_templates/Fällen eines geschützten Baumes/rsta_nhsb_entscheid_baum.docx
+++ b/document-merge-service/kt_bern/rsta_templates/Fällen eines geschützten Baumes/rsta_nhsb_entscheid_baum.docx
@@ -792,6 +792,261 @@
           </w:p>
         </w:tc>
       </w:tr>
+      <w:tr>
+        <w:tc>
+          <w:tcPr>
+            <w:tcW w:w="2098" w:type="dxa"/>
+          </w:tcPr>
+          <w:p>
+            <w:pPr>
+              <w:rPr>
+                <w:lang w:eastAsia="de-DE"/>
+              </w:rPr>
+            </w:pPr>
+            <w:r>
+              <w:rPr>
+                <w:lang w:eastAsia="de-DE"/>
+              </w:rPr>
+              <w:t>Einsprache</w:t>
+            </w:r>
+            <w:r>
+              <w:rPr>
+                <w:lang w:eastAsia="de-DE"/>
+              </w:rPr>
+              <w:fldChar w:fldCharType="begin">
+                <w:ffData>
+                  <w:name w:val=""/>
+                  <w:enabled/>
+                  <w:calcOnExit w:val="0"/>
+                  <w:ddList>
+                    <w:listEntry w:val="n"/>
+                  </w:ddList>
+                </w:ffData>
+              </w:fldChar>
+            </w:r>
+            <w:r>
+              <w:rPr>
+                <w:lang w:eastAsia="de-DE"/>
+              </w:rPr>
+              <w:instrText xml:space="preserve"> FORMDROPDOWN </w:instrText>
+            </w:r>
+            <w:r>
+              <w:rPr>
+                <w:lang w:eastAsia="de-DE"/>
+              </w:rPr>
+            </w:r>
+            <w:r>
+              <w:rPr>
+                <w:lang w:eastAsia="de-DE"/>
+              </w:rPr>
+              <w:fldChar w:fldCharType="separate"/>
+            </w:r>
+            <w:r>
+              <w:rPr>
+                <w:lang w:eastAsia="de-DE"/>
+              </w:rPr>
+              <w:fldChar w:fldCharType="end"/>
+            </w:r>
+          </w:p>
+        </w:tc>
+        <w:tc>
+          <w:tcPr>
+            <w:tcW w:w="7880" w:type="dxa"/>
+          </w:tcPr>
+          <w:p>
+            <w:pPr>
+              <w:pStyle w:val="AufzhlungBrief"/>
+              <w:numPr>
+                <w:ilvl w:val="0"/>
+                <w:numId w:val="9"/>
+              </w:numPr>
+              <w:ind w:left="357" w:hanging="357"/>
+              <w:rPr>
+                <w:lang w:eastAsia="de-DE"/>
+              </w:rPr>
+            </w:pPr>
+            <w:r>
+              <w:rPr>
+                <w:lang w:eastAsia="de-DE"/>
+              </w:rPr>
+              <w:t xml:space="preserve">{% </w:t>
+            </w:r>
+            <w:proofErr w:type="spellStart"/>
+            <w:r>
+              <w:rPr>
+                <w:lang w:eastAsia="de-DE"/>
+              </w:rPr>
+              <w:t>for</w:t>
+            </w:r>
+            <w:proofErr w:type="spellEnd"/>
+            <w:r>
+              <w:rPr>
+                <w:lang w:eastAsia="de-DE"/>
+              </w:rPr>
+              <w:t xml:space="preserve"> POSITION in EINSPRECHENDE %}</w:t>
+            </w:r>
+          </w:p>
+          <w:p>
+            <w:pPr>
+              <w:pStyle w:val="AufzhlungBrief"/>
+              <w:numPr>
+                <w:ilvl w:val="0"/>
+                <w:numId w:val="9"/>
+              </w:numPr>
+              <w:ind w:left="357" w:hanging="357"/>
+            </w:pPr>
+            <w:r>
+              <w:rPr>
+                <w:lang w:eastAsia="de-DE"/>
+              </w:rPr>
+              <w:t xml:space="preserve">{{POSITION.NAME}}, {{POSITION.ADRESSE}}{% </w:t>
+            </w:r>
+            <w:proofErr w:type="spellStart"/>
+            <w:r>
+              <w:rPr>
+                <w:lang w:eastAsia="de-DE"/>
+              </w:rPr>
+              <w:t>endfor</w:t>
+            </w:r>
+            <w:proofErr w:type="spellEnd"/>
+            <w:r>
+              <w:rPr>
+                <w:lang w:eastAsia="de-DE"/>
+              </w:rPr>
+              <w:t xml:space="preserve"> %}</w:t>
+            </w:r>
+          </w:p>
+        </w:tc>
+      </w:tr>
+      <w:tr>
+        <w:tc>
+          <w:tcPr>
+            <w:tcW w:w="2098" w:type="dxa"/>
+          </w:tcPr>
+          <w:p>
+            <w:pPr>
+              <w:rPr>
+                <w:lang w:eastAsia="de-DE"/>
+              </w:rPr>
+            </w:pPr>
+            <w:r>
+              <w:rPr>
+                <w:lang w:eastAsia="de-DE"/>
+              </w:rPr>
+              <w:t>Rechtsverwahrung-</w:t>
+            </w:r>
+            <w:r>
+              <w:rPr>
+                <w:lang w:eastAsia="de-DE"/>
+              </w:rPr>
+              <w:fldChar w:fldCharType="begin">
+                <w:ffData>
+                  <w:name w:val=""/>
+                  <w:enabled/>
+                  <w:calcOnExit w:val="0"/>
+                  <w:ddList>
+                    <w:listEntry w:val="en"/>
+                  </w:ddList>
+                </w:ffData>
+              </w:fldChar>
+            </w:r>
+            <w:r>
+              <w:rPr>
+                <w:lang w:eastAsia="de-DE"/>
+              </w:rPr>
+              <w:instrText xml:space="preserve"> FORMDROPDOWN </w:instrText>
+            </w:r>
+            <w:r>
+              <w:rPr>
+                <w:lang w:eastAsia="de-DE"/>
+              </w:rPr>
+            </w:r>
+            <w:r>
+              <w:rPr>
+                <w:lang w:eastAsia="de-DE"/>
+              </w:rPr>
+              <w:fldChar w:fldCharType="separate"/>
+            </w:r>
+            <w:r>
+              <w:rPr>
+                <w:lang w:eastAsia="de-DE"/>
+              </w:rPr>
+              <w:fldChar w:fldCharType="end"/>
+            </w:r>
+          </w:p>
+        </w:tc>
+        <w:tc>
+          <w:tcPr>
+            <w:tcW w:w="7880" w:type="dxa"/>
+          </w:tcPr>
+          <w:p>
+            <w:pPr>
+              <w:pStyle w:val="AufzhlungBrief"/>
+              <w:numPr>
+                <w:ilvl w:val="0"/>
+                <w:numId w:val="9"/>
+              </w:numPr>
+              <w:ind w:left="357" w:hanging="357"/>
+              <w:rPr>
+                <w:lang w:eastAsia="de-DE"/>
+              </w:rPr>
+            </w:pPr>
+            <w:r>
+              <w:rPr>
+                <w:lang w:eastAsia="de-DE"/>
+              </w:rPr>
+              <w:t xml:space="preserve">{% </w:t>
+            </w:r>
+            <w:proofErr w:type="spellStart"/>
+            <w:r>
+              <w:rPr>
+                <w:lang w:eastAsia="de-DE"/>
+              </w:rPr>
+              <w:t>for</w:t>
+            </w:r>
+            <w:proofErr w:type="spellEnd"/>
+            <w:r>
+              <w:rPr>
+                <w:lang w:eastAsia="de-DE"/>
+              </w:rPr>
+              <w:t xml:space="preserve"> POSITION in RECHTSVERWAHRENDE %}</w:t>
+            </w:r>
+          </w:p>
+          <w:p>
+            <w:pPr>
+              <w:pStyle w:val="AufzhlungBrief"/>
+              <w:numPr>
+                <w:ilvl w:val="0"/>
+                <w:numId w:val="9"/>
+              </w:numPr>
+              <w:ind w:left="357" w:hanging="357"/>
+              <w:rPr>
+                <w:lang w:eastAsia="de-DE"/>
+              </w:rPr>
+            </w:pPr>
+            <w:r>
+              <w:rPr>
+                <w:lang w:eastAsia="de-DE"/>
+              </w:rPr>
+              <w:t xml:space="preserve">{{POSITION.NAME}}, {{POSITION.ADRESSE}}{% </w:t>
+            </w:r>
+            <w:proofErr w:type="spellStart"/>
+            <w:r>
+              <w:rPr>
+                <w:lang w:eastAsia="de-DE"/>
+              </w:rPr>
+              <w:t>endfor</w:t>
+            </w:r>
+            <w:proofErr w:type="spellEnd"/>
+            <w:r>
+              <w:rPr>
+                <w:lang w:eastAsia="de-DE"/>
+              </w:rPr>
+              <w:t xml:space="preserve"> %}</w:t>
+            </w:r>
+          </w:p>
+        </w:tc>
+      </w:tr>
     </w:tbl>
     <w:p>
       <w:pPr>
@@ -976,6 +1231,7 @@
         <w:rPr>
           <w:lang w:eastAsia="de-DE"/>
         </w:rPr>
+        <w:lastRenderedPageBreak/>
         <w:fldChar w:fldCharType="begin">
           <w:ffData>
             <w:name w:val=""/>
@@ -1069,7 +1325,6 @@
         <w:rPr>
           <w:color w:val="FF0000"/>
         </w:rPr>
-        <w:lastRenderedPageBreak/>
         <w:t>Geschützte Bäume der Kategorie 1 sind an ihrem Standort geschützt. Sie dürfen nicht gefällt werden und sind bei Abgang am ursprünglichen Ort durch ein mindestens 3 Meter hohes Exemplar der gleichen Bedeutung zu ersetzen.</w:t>
       </w:r>
     </w:p>
@@ -2094,6 +2349,7 @@
         <w:rPr>
           <w:rFonts w:cs="Arial"/>
         </w:rPr>
+        <w:lastRenderedPageBreak/>
         <w:t>Der bestehende Baum ist nach Bauvollendung ökologisch gleichwertig mit einheimischem Laub-Gehölze zu ersetzen</w:t>
       </w:r>
       <w:r>
@@ -2119,7 +2375,6 @@
           <w:rFonts w:cs="Arial"/>
           <w:color w:val="FF0000"/>
         </w:rPr>
-        <w:lastRenderedPageBreak/>
         <w:t>Der</w:t>
       </w:r>
       <w:r>
@@ -2690,8 +2945,6 @@
         </w:rPr>
         <w:t>Eröffnung</w:t>
       </w:r>
-      <w:bookmarkStart w:id="0" w:name="_GoBack"/>
-      <w:bookmarkEnd w:id="0"/>
     </w:p>
     <w:p>
       <w:pPr>
@@ -2825,7 +3078,140 @@
           <w:szCs w:val="20"/>
           <w:lang w:eastAsia="de-DE"/>
         </w:rPr>
-        <w:t>{{GEMEINDE_NAME_ADRESSE}}</w:t>
+        <w:t>{{GEMEINDE_NAME_ADRESSE</w:t>
+      </w:r>
+      <w:proofErr w:type="gramStart"/>
+      <w:r>
+        <w:rPr>
+          <w:rFonts w:eastAsia="Times New Roman"/>
+          <w:noProof/>
+          <w:szCs w:val="20"/>
+          <w:lang w:eastAsia="de-DE"/>
+        </w:rPr>
+        <w:t>}}</w:t>
+      </w:r>
+      <w:r>
+        <w:rPr>
+          <w:lang w:eastAsia="de-DE"/>
+        </w:rPr>
+        <w:t>{</w:t>
+      </w:r>
+      <w:proofErr w:type="gramEnd"/>
+      <w:r>
+        <w:rPr>
+          <w:lang w:eastAsia="de-DE"/>
+        </w:rPr>
+        <w:t xml:space="preserve">% </w:t>
+      </w:r>
+      <w:proofErr w:type="spellStart"/>
+      <w:r>
+        <w:rPr>
+          <w:lang w:eastAsia="de-DE"/>
+        </w:rPr>
+        <w:t>for</w:t>
+      </w:r>
+      <w:proofErr w:type="spellEnd"/>
+      <w:r>
+        <w:rPr>
+          <w:lang w:eastAsia="de-DE"/>
+        </w:rPr>
+        <w:t xml:space="preserve"> POSITION in EINSPRECHENDE %}</w:t>
+      </w:r>
+    </w:p>
+    <w:p>
+      <w:pPr>
+        <w:pStyle w:val="AufzhlungVerfgung"/>
+        <w:numPr>
+          <w:ilvl w:val="0"/>
+          <w:numId w:val="8"/>
+        </w:numPr>
+        <w:spacing w:line="280" w:lineRule="atLeast"/>
+        <w:rPr>
+          <w:lang w:eastAsia="de-DE"/>
+        </w:rPr>
+      </w:pPr>
+      <w:r>
+        <w:rPr>
+          <w:lang w:eastAsia="de-DE"/>
+        </w:rPr>
+        <w:t xml:space="preserve">{{POSITION.NAME}}, {{POSITION.ADRESSE}}{% </w:t>
+      </w:r>
+      <w:proofErr w:type="spellStart"/>
+      <w:r>
+        <w:rPr>
+          <w:lang w:eastAsia="de-DE"/>
+        </w:rPr>
+        <w:t>endfor</w:t>
+      </w:r>
+      <w:proofErr w:type="spellEnd"/>
+      <w:r>
+        <w:rPr>
+          <w:lang w:eastAsia="de-DE"/>
+        </w:rPr>
+        <w:t xml:space="preserve"> %}{% </w:t>
+      </w:r>
+      <w:proofErr w:type="spellStart"/>
+      <w:r>
+        <w:rPr>
+          <w:lang w:eastAsia="de-DE"/>
+        </w:rPr>
+        <w:t>for</w:t>
+      </w:r>
+      <w:proofErr w:type="spellEnd"/>
+      <w:r>
+        <w:rPr>
+          <w:lang w:eastAsia="de-DE"/>
+        </w:rPr>
+        <w:t xml:space="preserve"> POSITION in RECHTSVERWAHRENDE %}</w:t>
+      </w:r>
+      <w:bookmarkStart w:id="0" w:name="_GoBack"/>
+      <w:bookmarkEnd w:id="0"/>
+    </w:p>
+    <w:p>
+      <w:pPr>
+        <w:pStyle w:val="AufzhlungVerfgung"/>
+        <w:numPr>
+          <w:ilvl w:val="0"/>
+          <w:numId w:val="8"/>
+        </w:numPr>
+        <w:spacing w:line="280" w:lineRule="atLeast"/>
+        <w:rPr>
+          <w:lang w:eastAsia="de-DE"/>
+        </w:rPr>
+      </w:pPr>
+      <w:r>
+        <w:rPr>
+          <w:lang w:eastAsia="de-DE"/>
+        </w:rPr>
+        <w:t>{{POSITION.NAME}}, {{POSITION.ADRESSE</w:t>
+      </w:r>
+      <w:proofErr w:type="gramStart"/>
+      <w:r>
+        <w:rPr>
+          <w:lang w:eastAsia="de-DE"/>
+        </w:rPr>
+        <w:t>}}{</w:t>
+      </w:r>
+      <w:proofErr w:type="gramEnd"/>
+      <w:r>
+        <w:rPr>
+          <w:lang w:eastAsia="de-DE"/>
+        </w:rPr>
+        <w:t xml:space="preserve">% </w:t>
+      </w:r>
+      <w:proofErr w:type="spellStart"/>
+      <w:r>
+        <w:rPr>
+          <w:lang w:eastAsia="de-DE"/>
+        </w:rPr>
+        <w:t>endfor</w:t>
+      </w:r>
+      <w:proofErr w:type="spellEnd"/>
+      <w:r>
+        <w:rPr>
+          <w:lang w:eastAsia="de-DE"/>
+        </w:rPr>
+        <w:t xml:space="preserve"> %}</w:t>
       </w:r>
     </w:p>
     <w:p>
@@ -3231,7 +3617,7 @@
                             <w:fldChar w:fldCharType="separate"/>
                           </w:r>
                           <w:r>
-                            <w:t>2</w:t>
+                            <w:t>3</w:t>
                           </w:r>
                           <w:r>
                             <w:fldChar w:fldCharType="end"/>
@@ -3239,21 +3625,11 @@
                           <w:r>
                             <w:t>/</w:t>
                           </w:r>
-                          <w:r>
-                            <w:fldChar w:fldCharType="begin"/>
-                          </w:r>
-                          <w:r>
-                            <w:instrText xml:space="preserve"> NUMPAGES   \* MERGEFORMAT </w:instrText>
-                          </w:r>
-                          <w:r>
-                            <w:fldChar w:fldCharType="separate"/>
-                          </w:r>
-                          <w:r>
-                            <w:t>3</w:t>
-                          </w:r>
-                          <w:r>
-                            <w:fldChar w:fldCharType="end"/>
-                          </w:r>
+                          <w:fldSimple w:instr=" NUMPAGES   \* MERGEFORMAT ">
+                            <w:r>
+                              <w:t>3</w:t>
+                            </w:r>
+                          </w:fldSimple>
                         </w:p>
                       </w:txbxContent>
                     </wps:txbx>
@@ -3299,7 +3675,7 @@
                       <w:fldChar w:fldCharType="separate"/>
                     </w:r>
                     <w:r>
-                      <w:t>2</w:t>
+                      <w:t>3</w:t>
                     </w:r>
                     <w:r>
                       <w:fldChar w:fldCharType="end"/>
@@ -3307,21 +3683,11 @@
                     <w:r>
                       <w:t>/</w:t>
                     </w:r>
-                    <w:r>
-                      <w:fldChar w:fldCharType="begin"/>
-                    </w:r>
-                    <w:r>
-                      <w:instrText xml:space="preserve"> NUMPAGES   \* MERGEFORMAT </w:instrText>
-                    </w:r>
-                    <w:r>
-                      <w:fldChar w:fldCharType="separate"/>
-                    </w:r>
-                    <w:r>
-                      <w:t>3</w:t>
-                    </w:r>
-                    <w:r>
-                      <w:fldChar w:fldCharType="end"/>
-                    </w:r>
+                    <w:fldSimple w:instr=" NUMPAGES   \* MERGEFORMAT ">
+                      <w:r>
+                        <w:t>3</w:t>
+                      </w:r>
+                    </w:fldSimple>
                   </w:p>
                 </w:txbxContent>
               </v:textbox>
@@ -7256,7 +7622,7 @@
 </file>
 
 <file path=customXml/itemProps1.xml><?xml version="1.0" encoding="utf-8"?>
-<ds:datastoreItem xmlns:ds="http://schemas.openxmlformats.org/officeDocument/2006/customXml" ds:itemID="{E7F33AB4-DDB1-4323-81BB-4DB1522F06AC}">
+<ds:datastoreItem xmlns:ds="http://schemas.openxmlformats.org/officeDocument/2006/customXml" ds:itemID="{A1EEED48-2A13-4D56-8737-B5D0A13886F3}">
   <ds:schemaRefs>
     <ds:schemaRef ds:uri="http://schemas.openxmlformats.org/officeDocument/2006/bibliography"/>
   </ds:schemaRefs>
